--- a/public/stories/Halevai_Shenizkeh.docx
+++ b/public/stories/Halevai_Shenizkeh.docx
@@ -5,7 +5,6 @@
     <w:p>
       <w:pPr>
         <w:rPr>
-          <w:rFonts w:hint="cs"/>
           <w:rtl/>
         </w:rPr>
       </w:pPr>
@@ -48,7 +47,6 @@
     <w:p>
       <w:pPr>
         <w:rPr>
-          <w:rFonts w:hint="cs"/>
           <w:rtl/>
         </w:rPr>
       </w:pPr>
@@ -63,7 +61,6 @@
     <w:p>
       <w:pPr>
         <w:rPr>
-          <w:rFonts w:hint="cs"/>
           <w:rtl/>
         </w:rPr>
       </w:pPr>
@@ -92,7 +89,6 @@
     <w:p>
       <w:pPr>
         <w:rPr>
-          <w:rFonts w:hint="cs"/>
           <w:rtl/>
         </w:rPr>
       </w:pPr>
@@ -107,7 +103,6 @@
     <w:p>
       <w:pPr>
         <w:rPr>
-          <w:rFonts w:hint="cs"/>
           <w:rtl/>
         </w:rPr>
       </w:pPr>
@@ -122,7 +117,6 @@
     <w:p>
       <w:pPr>
         <w:rPr>
-          <w:rFonts w:hint="cs"/>
           <w:rtl/>
         </w:rPr>
       </w:pPr>
@@ -151,7 +145,6 @@
     <w:p>
       <w:pPr>
         <w:rPr>
-          <w:rFonts w:hint="cs"/>
           <w:rtl/>
         </w:rPr>
       </w:pPr>
@@ -166,7 +159,6 @@
     <w:p>
       <w:pPr>
         <w:rPr>
-          <w:rFonts w:hint="cs"/>
           <w:rtl/>
         </w:rPr>
       </w:pPr>
@@ -215,7 +207,6 @@
     <w:p>
       <w:pPr>
         <w:rPr>
-          <w:rFonts w:hint="cs"/>
           <w:rtl/>
         </w:rPr>
       </w:pPr>
@@ -251,7 +242,6 @@
     <w:p>
       <w:pPr>
         <w:rPr>
-          <w:rFonts w:hint="cs"/>
           <w:rtl/>
         </w:rPr>
       </w:pPr>
@@ -266,7 +256,6 @@
     <w:p>
       <w:pPr>
         <w:rPr>
-          <w:rFonts w:hint="cs"/>
           <w:rtl/>
         </w:rPr>
       </w:pPr>
@@ -281,7 +270,6 @@
     <w:p>
       <w:pPr>
         <w:rPr>
-          <w:rFonts w:hint="cs"/>
           <w:rtl/>
         </w:rPr>
       </w:pPr>
@@ -296,7 +284,6 @@
     <w:p>
       <w:pPr>
         <w:rPr>
-          <w:rFonts w:hint="cs"/>
           <w:rtl/>
         </w:rPr>
       </w:pPr>
@@ -311,7 +298,6 @@
     <w:p>
       <w:pPr>
         <w:rPr>
-          <w:rFonts w:hint="cs"/>
           <w:rtl/>
         </w:rPr>
       </w:pPr>
@@ -326,7 +312,6 @@
     <w:p>
       <w:pPr>
         <w:rPr>
-          <w:rFonts w:hint="cs"/>
           <w:rtl/>
         </w:rPr>
       </w:pPr>
@@ -341,7 +326,6 @@
     <w:p>
       <w:pPr>
         <w:rPr>
-          <w:rFonts w:hint="cs"/>
           <w:rtl/>
         </w:rPr>
       </w:pPr>
@@ -370,7 +354,6 @@
     <w:p>
       <w:pPr>
         <w:rPr>
-          <w:rFonts w:hint="cs"/>
           <w:rtl/>
         </w:rPr>
       </w:pPr>
@@ -413,7 +396,6 @@
     <w:p>
       <w:pPr>
         <w:rPr>
-          <w:rFonts w:hint="cs"/>
           <w:rtl/>
         </w:rPr>
       </w:pPr>
@@ -428,7 +410,6 @@
     <w:p>
       <w:pPr>
         <w:rPr>
-          <w:rFonts w:hint="cs"/>
           <w:rtl/>
         </w:rPr>
       </w:pPr>
@@ -457,7 +438,6 @@
     <w:p>
       <w:pPr>
         <w:rPr>
-          <w:rFonts w:hint="cs"/>
           <w:rtl/>
         </w:rPr>
       </w:pPr>
@@ -486,7 +466,6 @@
     <w:p>
       <w:pPr>
         <w:rPr>
-          <w:rFonts w:hint="cs"/>
           <w:rtl/>
         </w:rPr>
       </w:pPr>
@@ -496,13 +475,26 @@
           <w:rtl/>
         </w:rPr>
         <w:lastRenderedPageBreak/>
-        <w:t>"לא. למה את חושבת?" הוא התגונן. כמתוכנן.</w:t>
-      </w:r>
-    </w:p>
-    <w:p>
-      <w:pPr>
-        <w:rPr>
-          <w:rFonts w:hint="cs"/>
+        <w:t>"לא. למה את חושבת?</w:t>
+      </w:r>
+      <w:r>
+        <w:rPr>
+          <w:rFonts w:hint="cs"/>
+          <w:rtl/>
+        </w:rPr>
+        <w:t>"</w:t>
+      </w:r>
+      <w:r>
+        <w:rPr>
+          <w:rFonts w:hint="cs"/>
+          <w:rtl/>
+        </w:rPr>
+        <w:t xml:space="preserve"> הוא התגונן. כמתוכנן.</w:t>
+      </w:r>
+    </w:p>
+    <w:p>
+      <w:pPr>
+        <w:rPr>
           <w:rtl/>
         </w:rPr>
       </w:pPr>
@@ -524,7 +516,6 @@
     <w:p>
       <w:pPr>
         <w:rPr>
-          <w:rFonts w:hint="cs"/>
           <w:rtl/>
         </w:rPr>
       </w:pPr>
@@ -539,7 +530,6 @@
     <w:p>
       <w:pPr>
         <w:rPr>
-          <w:rFonts w:hint="cs"/>
           <w:rtl/>
         </w:rPr>
       </w:pPr>
@@ -582,7 +572,6 @@
     <w:p>
       <w:pPr>
         <w:rPr>
-          <w:rFonts w:hint="cs"/>
           <w:rtl/>
         </w:rPr>
       </w:pPr>
@@ -625,7 +614,6 @@
     <w:p>
       <w:pPr>
         <w:rPr>
-          <w:rFonts w:hint="cs"/>
           <w:rtl/>
         </w:rPr>
       </w:pPr>
@@ -640,22 +628,34 @@
     <w:p>
       <w:pPr>
         <w:rPr>
-          <w:rFonts w:hint="cs"/>
-          <w:rtl/>
-        </w:rPr>
-      </w:pPr>
-      <w:r>
-        <w:rPr>
-          <w:rFonts w:hint="cs"/>
-          <w:rtl/>
-        </w:rPr>
-        <w:t>"מה את מחפשת?“ הוא שאל, לוגם מהמשקה.</w:t>
-      </w:r>
-    </w:p>
-    <w:p>
-      <w:pPr>
-        <w:rPr>
-          <w:rFonts w:hint="cs"/>
+          <w:rtl/>
+        </w:rPr>
+      </w:pPr>
+      <w:r>
+        <w:rPr>
+          <w:rFonts w:hint="cs"/>
+          <w:rtl/>
+        </w:rPr>
+        <w:t>"מה את מחפשת?</w:t>
+      </w:r>
+      <w:r>
+        <w:rPr>
+          <w:rFonts w:hint="cs"/>
+          <w:rtl/>
+        </w:rPr>
+        <w:t>"</w:t>
+      </w:r>
+      <w:r>
+        <w:rPr>
+          <w:rFonts w:hint="cs"/>
+          <w:rtl/>
+        </w:rPr>
+        <w:t xml:space="preserve"> הוא שאל, לוגם מהמשקה.</w:t>
+      </w:r>
+    </w:p>
+    <w:p>
+      <w:pPr>
+        <w:rPr>
           <w:rtl/>
         </w:rPr>
       </w:pPr>
@@ -684,7 +684,6 @@
     <w:p>
       <w:pPr>
         <w:rPr>
-          <w:rFonts w:hint="cs"/>
           <w:rtl/>
         </w:rPr>
       </w:pPr>
@@ -699,7 +698,6 @@
     <w:p>
       <w:pPr>
         <w:rPr>
-          <w:rFonts w:hint="cs"/>
           <w:rtl/>
         </w:rPr>
       </w:pPr>
@@ -728,7 +726,6 @@
     <w:p>
       <w:pPr>
         <w:rPr>
-          <w:rFonts w:hint="cs"/>
           <w:rtl/>
         </w:rPr>
       </w:pPr>
@@ -750,7 +747,6 @@
     <w:p>
       <w:pPr>
         <w:rPr>
-          <w:rFonts w:hint="cs"/>
           <w:rtl/>
         </w:rPr>
       </w:pPr>
@@ -765,7 +761,6 @@
     <w:p>
       <w:pPr>
         <w:rPr>
-          <w:rFonts w:hint="cs"/>
           <w:rtl/>
         </w:rPr>
       </w:pPr>
@@ -781,7 +776,6 @@
       <w:pPr>
         <w:spacing w:line="240" w:lineRule="auto"/>
         <w:rPr>
-          <w:rFonts w:hint="cs"/>
           <w:rtl/>
         </w:rPr>
       </w:pPr>
@@ -817,7 +811,6 @@
     <w:p>
       <w:pPr>
         <w:rPr>
-          <w:rFonts w:hint="cs"/>
           <w:rtl/>
         </w:rPr>
       </w:pPr>
@@ -832,7 +825,6 @@
     <w:p>
       <w:pPr>
         <w:rPr>
-          <w:rFonts w:hint="cs"/>
           <w:rtl/>
         </w:rPr>
       </w:pPr>
@@ -909,7 +901,6 @@
     <w:p>
       <w:pPr>
         <w:rPr>
-          <w:rFonts w:hint="cs"/>
           <w:rtl/>
         </w:rPr>
       </w:pPr>
@@ -987,7 +978,6 @@
     <w:p>
       <w:pPr>
         <w:rPr>
-          <w:rFonts w:hint="cs"/>
           <w:rtl/>
         </w:rPr>
       </w:pPr>
@@ -1051,7 +1041,6 @@
     <w:p>
       <w:pPr>
         <w:rPr>
-          <w:rFonts w:hint="cs"/>
           <w:rtl/>
         </w:rPr>
       </w:pPr>
@@ -1067,7 +1056,6 @@
     <w:p>
       <w:pPr>
         <w:rPr>
-          <w:rFonts w:hint="cs"/>
           <w:rtl/>
         </w:rPr>
       </w:pPr>
@@ -1082,7 +1070,6 @@
     <w:p>
       <w:pPr>
         <w:rPr>
-          <w:rFonts w:hint="cs"/>
           <w:rtl/>
         </w:rPr>
       </w:pPr>
@@ -1111,7 +1098,6 @@
     <w:p>
       <w:pPr>
         <w:rPr>
-          <w:rFonts w:hint="cs"/>
           <w:rtl/>
         </w:rPr>
       </w:pPr>
@@ -1126,7 +1112,6 @@
     <w:p>
       <w:pPr>
         <w:rPr>
-          <w:rFonts w:hint="cs"/>
           <w:rtl/>
         </w:rPr>
       </w:pPr>
@@ -1169,7 +1154,6 @@
     <w:p>
       <w:pPr>
         <w:rPr>
-          <w:rFonts w:hint="cs"/>
           <w:rtl/>
         </w:rPr>
       </w:pPr>
@@ -1212,7 +1196,6 @@
     <w:p>
       <w:pPr>
         <w:rPr>
-          <w:rFonts w:hint="cs"/>
           <w:rtl/>
         </w:rPr>
       </w:pPr>
@@ -1261,7 +1244,6 @@
     <w:p>
       <w:pPr>
         <w:rPr>
-          <w:rFonts w:hint="cs"/>
           <w:rtl/>
         </w:rPr>
       </w:pPr>
@@ -1309,7 +1291,6 @@
     <w:p>
       <w:pPr>
         <w:rPr>
-          <w:rFonts w:hint="cs"/>
           <w:rtl/>
         </w:rPr>
       </w:pPr>
@@ -1331,7 +1312,6 @@
     <w:p>
       <w:pPr>
         <w:rPr>
-          <w:rFonts w:hint="cs"/>
           <w:rtl/>
         </w:rPr>
       </w:pPr>
@@ -1422,7 +1402,6 @@
     <w:p>
       <w:pPr>
         <w:rPr>
-          <w:rFonts w:hint="cs"/>
           <w:rtl/>
         </w:rPr>
       </w:pPr>
@@ -1437,7 +1416,6 @@
     <w:p>
       <w:pPr>
         <w:rPr>
-          <w:rFonts w:hint="cs"/>
           <w:rtl/>
         </w:rPr>
       </w:pPr>
@@ -1486,7 +1464,6 @@
     <w:p>
       <w:pPr>
         <w:rPr>
-          <w:rFonts w:hint="cs"/>
           <w:rtl/>
         </w:rPr>
       </w:pPr>
@@ -1508,7 +1485,6 @@
     <w:p>
       <w:pPr>
         <w:rPr>
-          <w:rFonts w:hint="cs"/>
           <w:rtl/>
         </w:rPr>
       </w:pPr>
@@ -1523,7 +1499,6 @@
     <w:p>
       <w:pPr>
         <w:rPr>
-          <w:rFonts w:hint="cs"/>
           <w:rtl/>
         </w:rPr>
       </w:pPr>
@@ -1566,7 +1541,6 @@
     <w:p>
       <w:pPr>
         <w:rPr>
-          <w:rFonts w:hint="cs"/>
           <w:rtl/>
         </w:rPr>
       </w:pPr>
@@ -1581,7 +1555,6 @@
     <w:p>
       <w:pPr>
         <w:rPr>
-          <w:rFonts w:hint="cs"/>
           <w:rtl/>
         </w:rPr>
       </w:pPr>
@@ -1611,7 +1584,6 @@
       <w:pPr>
         <w:jc w:val="center"/>
         <w:rPr>
-          <w:rFonts w:hint="cs"/>
           <w:rtl/>
         </w:rPr>
       </w:pPr>
@@ -1626,7 +1598,6 @@
     <w:p>
       <w:pPr>
         <w:rPr>
-          <w:rFonts w:hint="cs"/>
           <w:rtl/>
         </w:rPr>
       </w:pPr>
@@ -1641,7 +1612,6 @@
     <w:p>
       <w:pPr>
         <w:rPr>
-          <w:rFonts w:hint="cs"/>
           <w:rtl/>
         </w:rPr>
       </w:pPr>
@@ -1657,7 +1627,6 @@
     <w:p>
       <w:pPr>
         <w:rPr>
-          <w:rFonts w:hint="cs"/>
           <w:rtl/>
         </w:rPr>
       </w:pPr>
@@ -1672,7 +1641,6 @@
     <w:p>
       <w:pPr>
         <w:rPr>
-          <w:rFonts w:hint="cs"/>
           <w:rtl/>
         </w:rPr>
       </w:pPr>
@@ -1715,7 +1683,6 @@
     <w:p>
       <w:pPr>
         <w:rPr>
-          <w:rFonts w:hint="cs"/>
           <w:rtl/>
         </w:rPr>
       </w:pPr>
@@ -1737,7 +1704,6 @@
     <w:p>
       <w:pPr>
         <w:rPr>
-          <w:rFonts w:hint="cs"/>
           <w:rtl/>
         </w:rPr>
       </w:pPr>
@@ -1752,7 +1718,6 @@
     <w:p>
       <w:pPr>
         <w:rPr>
-          <w:rFonts w:hint="cs"/>
           <w:rtl/>
         </w:rPr>
       </w:pPr>
@@ -1787,7 +1752,6 @@
     <w:p>
       <w:pPr>
         <w:rPr>
-          <w:rFonts w:hint="cs"/>
           <w:rtl/>
         </w:rPr>
       </w:pPr>
@@ -1829,7 +1793,6 @@
     <w:p>
       <w:pPr>
         <w:rPr>
-          <w:rFonts w:hint="cs"/>
           <w:rtl/>
         </w:rPr>
       </w:pPr>
@@ -1844,7 +1807,6 @@
     <w:p>
       <w:pPr>
         <w:rPr>
-          <w:rFonts w:hint="cs"/>
           <w:rtl/>
         </w:rPr>
       </w:pPr>
@@ -1914,7 +1876,6 @@
     <w:p>
       <w:pPr>
         <w:rPr>
-          <w:rFonts w:hint="cs"/>
           <w:rtl/>
         </w:rPr>
       </w:pPr>
@@ -1943,7 +1904,6 @@
     <w:p>
       <w:pPr>
         <w:rPr>
-          <w:rFonts w:hint="cs"/>
           <w:rtl/>
         </w:rPr>
       </w:pPr>
@@ -1972,7 +1932,6 @@
     <w:p>
       <w:pPr>
         <w:rPr>
-          <w:rFonts w:hint="cs"/>
           <w:rtl/>
         </w:rPr>
       </w:pPr>
@@ -2036,37 +1995,21 @@
     <w:p>
       <w:pPr>
         <w:rPr>
-          <w:rFonts w:hint="cs"/>
-          <w:rtl/>
-        </w:rPr>
-      </w:pPr>
-      <w:r>
-        <w:rPr>
-          <w:rFonts w:hint="cs"/>
-          <w:rtl/>
-        </w:rPr>
-        <w:t>עדי התנשפה מעט, ממהרת לחזור אל ילדיה</w:t>
-      </w:r>
-      <w:r>
-        <w:rPr>
-          <w:rFonts w:hint="cs"/>
-          <w:rtl/>
-        </w:rPr>
-        <w:t>. "אל תדאג עילאיוש... אבא יחפש בסופר אחר. יהיה לך גריל עוף בפסח, יהיה בסדר..."</w:t>
-      </w:r>
-      <w:r>
-        <w:rPr>
-          <w:rFonts w:hint="cs"/>
-          <w:rtl/>
-        </w:rPr>
-        <w:t xml:space="preserve"> הבטיחה לו.</w:t>
+          <w:rtl/>
+        </w:rPr>
+      </w:pPr>
+      <w:r>
+        <w:rPr>
+          <w:rFonts w:hint="cs"/>
+          <w:rtl/>
+        </w:rPr>
+        <w:t>עדי התנשפה מעט, ממהרת לחזור אל ילדיה. "אל תדאג עילאיוש... אבא יחפש בסופר אחר. יהיה לך גריל עוף בפסח, יהיה בסדר..." הבטיחה לו.</w:t>
       </w:r>
     </w:p>
     <w:p>
       <w:pPr>
         <w:jc w:val="center"/>
         <w:rPr>
-          <w:rFonts w:hint="cs"/>
           <w:rtl/>
         </w:rPr>
       </w:pPr>
@@ -2081,7 +2024,6 @@
     <w:p>
       <w:pPr>
         <w:rPr>
-          <w:rFonts w:hint="cs"/>
           <w:rtl/>
         </w:rPr>
       </w:pPr>
@@ -2110,7 +2052,6 @@
     <w:p>
       <w:pPr>
         <w:rPr>
-          <w:rFonts w:hint="cs"/>
           <w:rtl/>
         </w:rPr>
       </w:pPr>
@@ -2125,7 +2066,6 @@
     <w:p>
       <w:pPr>
         <w:rPr>
-          <w:rFonts w:hint="cs"/>
           <w:rtl/>
         </w:rPr>
       </w:pPr>
@@ -2161,7 +2101,6 @@
     <w:p>
       <w:pPr>
         <w:rPr>
-          <w:rFonts w:hint="cs"/>
           <w:rtl/>
         </w:rPr>
       </w:pPr>
@@ -2176,7 +2115,6 @@
     <w:p>
       <w:pPr>
         <w:rPr>
-          <w:rFonts w:hint="cs"/>
           <w:rtl/>
         </w:rPr>
       </w:pPr>
@@ -2191,7 +2129,6 @@
     <w:p>
       <w:pPr>
         <w:rPr>
-          <w:rFonts w:hint="cs"/>
           <w:rtl/>
         </w:rPr>
       </w:pPr>
@@ -2206,7 +2143,6 @@
     <w:p>
       <w:pPr>
         <w:rPr>
-          <w:rFonts w:hint="cs"/>
           <w:rtl/>
         </w:rPr>
       </w:pPr>
@@ -2228,7 +2164,6 @@
     <w:p>
       <w:pPr>
         <w:rPr>
-          <w:rFonts w:hint="cs"/>
           <w:rtl/>
         </w:rPr>
       </w:pPr>
@@ -2250,7 +2185,6 @@
     <w:p>
       <w:pPr>
         <w:rPr>
-          <w:rFonts w:hint="cs"/>
           <w:rtl/>
         </w:rPr>
       </w:pPr>
@@ -2265,7 +2199,6 @@
     <w:p>
       <w:pPr>
         <w:rPr>
-          <w:rFonts w:hint="cs"/>
           <w:rtl/>
         </w:rPr>
       </w:pPr>
@@ -2295,7 +2228,6 @@
     <w:p>
       <w:pPr>
         <w:rPr>
-          <w:rFonts w:hint="cs"/>
           <w:rtl/>
         </w:rPr>
       </w:pPr>
@@ -2324,7 +2256,6 @@
     <w:p>
       <w:pPr>
         <w:rPr>
-          <w:rFonts w:hint="cs"/>
           <w:rtl/>
         </w:rPr>
       </w:pPr>
@@ -2339,7 +2270,6 @@
     <w:p>
       <w:pPr>
         <w:rPr>
-          <w:rFonts w:hint="cs"/>
           <w:rtl/>
         </w:rPr>
       </w:pPr>
@@ -2354,7 +2284,6 @@
     <w:p>
       <w:pPr>
         <w:rPr>
-          <w:rFonts w:hint="cs"/>
           <w:rtl/>
         </w:rPr>
       </w:pPr>
@@ -2383,7 +2312,6 @@
     <w:p>
       <w:pPr>
         <w:rPr>
-          <w:rFonts w:hint="cs"/>
           <w:rtl/>
         </w:rPr>
       </w:pPr>
@@ -2412,7 +2340,6 @@
     <w:p>
       <w:pPr>
         <w:rPr>
-          <w:rFonts w:hint="cs"/>
           <w:rtl/>
         </w:rPr>
       </w:pPr>
@@ -2427,7 +2354,6 @@
     <w:p>
       <w:pPr>
         <w:rPr>
-          <w:rFonts w:hint="cs"/>
           <w:rtl/>
         </w:rPr>
       </w:pPr>
@@ -2456,7 +2382,6 @@
     <w:p>
       <w:pPr>
         <w:rPr>
-          <w:rFonts w:hint="cs"/>
           <w:rtl/>
         </w:rPr>
       </w:pPr>
@@ -2493,7 +2418,6 @@
       <w:pPr>
         <w:jc w:val="center"/>
         <w:rPr>
-          <w:rFonts w:hint="cs"/>
           <w:rtl/>
         </w:rPr>
       </w:pPr>
@@ -2508,7 +2432,6 @@
     <w:p>
       <w:pPr>
         <w:rPr>
-          <w:rFonts w:hint="cs"/>
           <w:rtl/>
         </w:rPr>
       </w:pPr>
@@ -2523,7 +2446,6 @@
     <w:p>
       <w:pPr>
         <w:rPr>
-          <w:rFonts w:hint="cs"/>
           <w:rtl/>
         </w:rPr>
       </w:pPr>
@@ -2545,7 +2467,6 @@
     <w:p>
       <w:pPr>
         <w:rPr>
-          <w:rFonts w:hint="cs"/>
           <w:rtl/>
         </w:rPr>
       </w:pPr>
@@ -2560,7 +2481,6 @@
     <w:p>
       <w:pPr>
         <w:rPr>
-          <w:rFonts w:hint="cs"/>
           <w:rtl/>
         </w:rPr>
       </w:pPr>
@@ -2575,7 +2495,6 @@
     <w:p>
       <w:pPr>
         <w:rPr>
-          <w:rFonts w:hint="cs"/>
           <w:rtl/>
         </w:rPr>
       </w:pPr>
@@ -2590,7 +2509,6 @@
     <w:p>
       <w:pPr>
         <w:rPr>
-          <w:rFonts w:hint="cs"/>
           <w:rtl/>
         </w:rPr>
       </w:pPr>
@@ -2619,7 +2537,6 @@
     <w:p>
       <w:pPr>
         <w:rPr>
-          <w:rFonts w:hint="cs"/>
           <w:rtl/>
         </w:rPr>
       </w:pPr>
@@ -2634,7 +2551,6 @@
     <w:p>
       <w:pPr>
         <w:rPr>
-          <w:rFonts w:hint="cs"/>
           <w:rtl/>
         </w:rPr>
       </w:pPr>
@@ -2649,7 +2565,6 @@
     <w:p>
       <w:pPr>
         <w:rPr>
-          <w:rFonts w:hint="cs"/>
           <w:rtl/>
         </w:rPr>
       </w:pPr>
@@ -2984,7 +2899,6 @@
     <w:p>
       <w:pPr>
         <w:rPr>
-          <w:rFonts w:hint="cs"/>
           <w:rtl/>
         </w:rPr>
       </w:pPr>
@@ -3028,7 +2942,6 @@
     <w:p>
       <w:pPr>
         <w:rPr>
-          <w:rFonts w:hint="cs"/>
           <w:rtl/>
         </w:rPr>
       </w:pPr>
@@ -3043,7 +2956,6 @@
     <w:p>
       <w:pPr>
         <w:rPr>
-          <w:rFonts w:hint="cs"/>
           <w:rtl/>
         </w:rPr>
       </w:pPr>
@@ -3087,7 +2999,6 @@
     <w:p>
       <w:pPr>
         <w:rPr>
-          <w:rFonts w:hint="cs"/>
           <w:rtl/>
         </w:rPr>
       </w:pPr>
@@ -3102,7 +3013,6 @@
     <w:p>
       <w:pPr>
         <w:rPr>
-          <w:rFonts w:hint="cs"/>
           <w:rtl/>
         </w:rPr>
       </w:pPr>
@@ -3117,7 +3027,6 @@
     <w:p>
       <w:pPr>
         <w:rPr>
-          <w:rFonts w:hint="cs"/>
           <w:rtl/>
         </w:rPr>
       </w:pPr>
@@ -3132,7 +3041,6 @@
     <w:p>
       <w:pPr>
         <w:rPr>
-          <w:rFonts w:hint="cs"/>
           <w:rtl/>
         </w:rPr>
       </w:pPr>
@@ -3147,7 +3055,6 @@
     <w:p>
       <w:pPr>
         <w:rPr>
-          <w:rFonts w:hint="cs"/>
           <w:rtl/>
         </w:rPr>
       </w:pPr>
@@ -3162,7 +3069,6 @@
     <w:p>
       <w:pPr>
         <w:rPr>
-          <w:rFonts w:hint="cs"/>
           <w:rtl/>
         </w:rPr>
       </w:pPr>
@@ -3177,7 +3083,6 @@
     <w:p>
       <w:pPr>
         <w:rPr>
-          <w:rFonts w:hint="cs"/>
           <w:rtl/>
         </w:rPr>
       </w:pPr>
@@ -3192,7 +3097,6 @@
     <w:p>
       <w:pPr>
         <w:rPr>
-          <w:rFonts w:hint="cs"/>
           <w:rtl/>
         </w:rPr>
       </w:pPr>
@@ -3207,7 +3111,6 @@
     <w:p>
       <w:pPr>
         <w:rPr>
-          <w:rFonts w:hint="cs"/>
           <w:rtl/>
         </w:rPr>
       </w:pPr>
@@ -3264,7 +3167,6 @@
     <w:p>
       <w:pPr>
         <w:rPr>
-          <w:rFonts w:hint="cs"/>
           <w:rtl/>
         </w:rPr>
       </w:pPr>
@@ -3293,7 +3195,6 @@
     <w:p>
       <w:pPr>
         <w:rPr>
-          <w:rFonts w:hint="cs"/>
           <w:rtl/>
         </w:rPr>
       </w:pPr>
@@ -3308,7 +3209,6 @@
     <w:p>
       <w:pPr>
         <w:rPr>
-          <w:rFonts w:hint="cs"/>
           <w:rtl/>
         </w:rPr>
       </w:pPr>
@@ -3391,7 +3291,6 @@
     <w:p>
       <w:pPr>
         <w:rPr>
-          <w:rFonts w:hint="cs"/>
           <w:rtl/>
         </w:rPr>
       </w:pPr>
@@ -3434,7 +3333,6 @@
     <w:p>
       <w:pPr>
         <w:rPr>
-          <w:rFonts w:hint="cs"/>
           <w:rtl/>
         </w:rPr>
       </w:pPr>
@@ -3449,7 +3347,6 @@
     <w:p>
       <w:pPr>
         <w:rPr>
-          <w:rFonts w:hint="cs"/>
           <w:rtl/>
         </w:rPr>
       </w:pPr>
@@ -3534,7 +3431,6 @@
     <w:p>
       <w:pPr>
         <w:rPr>
-          <w:rFonts w:hint="cs"/>
           <w:rtl/>
         </w:rPr>
       </w:pPr>
@@ -3549,7 +3445,6 @@
     <w:p>
       <w:pPr>
         <w:rPr>
-          <w:rFonts w:hint="cs"/>
           <w:rtl/>
         </w:rPr>
       </w:pPr>
@@ -3564,7 +3459,6 @@
     <w:p>
       <w:pPr>
         <w:rPr>
-          <w:rFonts w:hint="cs"/>
           <w:rtl/>
         </w:rPr>
       </w:pPr>
@@ -3579,7 +3473,6 @@
     <w:p>
       <w:pPr>
         <w:rPr>
-          <w:rFonts w:hint="cs"/>
           <w:rtl/>
         </w:rPr>
       </w:pPr>
@@ -3642,7 +3535,6 @@
       <w:pPr>
         <w:jc w:val="center"/>
         <w:rPr>
-          <w:rFonts w:hint="cs"/>
           <w:color w:val="C45911"/>
           <w:sz w:val="28"/>
           <w:szCs w:val="28"/>
@@ -3707,7 +3599,6 @@
       <w:pStyle w:val="a4"/>
       <w:jc w:val="center"/>
       <w:rPr>
-        <w:rFonts w:hint="cs"/>
         <w:rtl/>
       </w:rPr>
     </w:pPr>
@@ -3884,14 +3775,8 @@
 <file path=word/header1.xml><?xml version="1.0" encoding="utf-8"?>
 <w:hdr xmlns:wpc="http://schemas.microsoft.com/office/word/2010/wordprocessingCanvas" xmlns:cx="http://schemas.microsoft.com/office/drawing/2014/chartex" xmlns:cx1="http://schemas.microsoft.com/office/drawing/2015/9/8/chartex" xmlns:cx2="http://schemas.microsoft.com/office/drawing/2015/10/21/chartex" xmlns:cx3="http://schemas.microsoft.com/office/drawing/2016/5/9/chartex" xmlns:cx4="http://schemas.microsoft.com/office/drawing/2016/5/10/chartex" xmlns:cx5="http://schemas.microsoft.com/office/drawing/2016/5/11/chartex" xmlns:cx6="http://schemas.microsoft.com/office/drawing/2016/5/12/chartex" xmlns:cx7="http://schemas.microsoft.com/office/drawing/2016/5/13/chartex" xmlns:cx8="http://schemas.microsoft.com/office/drawing/2016/5/14/chartex" xmlns:mc="http://schemas.openxmlformats.org/markup-compatibility/2006" xmlns:aink="http://schemas.microsoft.com/office/drawing/2016/ink" xmlns:am3d="http://schemas.microsoft.com/office/drawing/2017/model3d" xmlns:o="urn:schemas-microsoft-com:office:office" xmlns:oel="http://schemas.microsoft.com/office/2019/extlst" xmlns:r="http://schemas.openxmlformats.org/officeDocument/2006/relationships" xmlns:m="http://schemas.openxmlformats.org/officeDocument/2006/math" xmlns:v="urn:schemas-microsoft-com:vml" xmlns:wp14="http://schemas.microsoft.com/office/word/2010/wordprocessingDrawing" xmlns:wp="http://schemas.openxmlformats.org/drawingml/2006/wordprocessingDrawing" xmlns:w10="urn:schemas-microsoft-com:office:word" xmlns:w="http://schemas.openxmlformats.org/wordprocessingml/2006/main" xmlns:w14="http://schemas.microsoft.com/office/word/2010/wordml" xmlns:w15="http://schemas.microsoft.com/office/word/2012/wordml" xmlns:w16cex="http://schemas.microsoft.com/office/word/2018/wordml/cex" xmlns:w16cid="http://schemas.microsoft.com/office/word/2016/wordml/cid" xmlns:w16="http://schemas.microsoft.com/office/word/2018/wordml" xmlns:w16du="http://schemas.microsoft.com/office/word/2023/wordml/word16du" xmlns:w16sdtdh="http://schemas.microsoft.com/office/word/2020/wordml/sdtdatahash" xmlns:w16se="http://schemas.microsoft.com/office/word/2015/wordml/symex" xmlns:wpg="http://schemas.microsoft.com/office/word/2010/wordprocessingGroup" xmlns:wpi="http://schemas.microsoft.com/office/word/2010/wordprocessingInk" xmlns:wne="http://schemas.microsoft.com/office/word/2006/wordml" xmlns:wps="http://schemas.microsoft.com/office/word/2010/wordprocessingShape" mc:Ignorable="w14 w15 w16se w16cid w16 w16cex w16sdtdh wp14">
   <w:p>
-    <w:pPr>
-      <w:rPr>
-        <w:rStyle w:val="a"/>
-      </w:rPr>
-    </w:pPr>
     <w:r>
       <w:rPr>
-        <w:rStyle w:val="a"/>
         <w:rFonts w:hint="cs"/>
         <w:rtl/>
       </w:rPr>
@@ -3899,77 +3784,66 @@
     </w:r>
     <w:r>
       <w:rPr>
-        <w:rStyle w:val="a"/>
         <w:rtl/>
       </w:rPr>
       <w:tab/>
     </w:r>
     <w:r>
       <w:rPr>
-        <w:rStyle w:val="a"/>
         <w:rtl/>
       </w:rPr>
       <w:tab/>
     </w:r>
     <w:r>
       <w:rPr>
-        <w:rStyle w:val="a"/>
         <w:rtl/>
       </w:rPr>
       <w:tab/>
     </w:r>
     <w:r>
       <w:rPr>
-        <w:rStyle w:val="a"/>
         <w:rtl/>
       </w:rPr>
       <w:tab/>
     </w:r>
     <w:r>
       <w:rPr>
-        <w:rStyle w:val="a"/>
         <w:rtl/>
       </w:rPr>
       <w:tab/>
     </w:r>
     <w:r>
       <w:rPr>
-        <w:rStyle w:val="a"/>
         <w:rtl/>
       </w:rPr>
       <w:tab/>
     </w:r>
     <w:r>
       <w:rPr>
-        <w:rStyle w:val="a"/>
         <w:rtl/>
       </w:rPr>
       <w:tab/>
     </w:r>
     <w:r>
       <w:rPr>
-        <w:rStyle w:val="a"/>
         <w:rtl/>
       </w:rPr>
       <w:tab/>
     </w:r>
     <w:r>
       <w:rPr>
-        <w:rStyle w:val="a"/>
         <w:rtl/>
       </w:rPr>
       <w:tab/>
     </w:r>
     <w:r>
       <w:rPr>
-        <w:rStyle w:val="a"/>
         <w:rtl/>
       </w:rPr>
       <w:tab/>
     </w:r>
     <w:r>
       <w:rPr>
-        <w:rStyle w:val="a"/>
         <w:rFonts w:hint="cs"/>
         <w:rtl/>
       </w:rPr>
@@ -4384,15 +4258,15 @@
   </w:style>
   <w:style w:type="character" w:default="1" w:styleId="a0">
     <w:name w:val="Default Paragraph Font"/>
-    <w:rPr>
-      <w:rFonts w:ascii="Calibri" w:eastAsia="SimSun" w:hAnsi="Calibri" w:cs="Arial"/>
-    </w:rPr>
+    <w:uiPriority w:val="1"/>
+    <w:semiHidden/>
+    <w:unhideWhenUsed/>
   </w:style>
   <w:style w:type="table" w:default="1" w:styleId="a1">
     <w:name w:val="Normal Table"/>
-    <w:rPr>
-      <w:rFonts w:cs="Arial"/>
-    </w:rPr>
+    <w:uiPriority w:val="99"/>
+    <w:semiHidden/>
+    <w:unhideWhenUsed/>
     <w:tblPr>
       <w:tblInd w:w="0" w:type="dxa"/>
       <w:tblCellMar>
@@ -4405,6 +4279,9 @@
   </w:style>
   <w:style w:type="numbering" w:default="1" w:styleId="a2">
     <w:name w:val="No List"/>
+    <w:uiPriority w:val="99"/>
+    <w:semiHidden/>
+    <w:unhideWhenUsed/>
   </w:style>
   <w:style w:type="character" w:customStyle="1" w:styleId="a3">
     <w:name w:val="כותרת עליונה תו"/>
